--- a/Backend/Director_Disclosure/Output_Disclosures/2024-25/ADANI_GREEN_ENERGY_LIMITED/DIR-8/DIR8_Raminder_Singh_Gujral_07175393.docx
+++ b/Backend/Director_Disclosure/Output_Disclosures/2024-25/ADANI_GREEN_ENERGY_LIMITED/DIR-8/DIR8_Raminder_Singh_Gujral_07175393.docx
@@ -189,7 +189,7 @@
           <w:b w:val="0"/>
           <w:sz w:val="23"/>
         </w:rPr>
-        <w:t>I, Raminder Singh Gujral, son/daughter of Mr. {{FATHER_NAME}}, resident of 109, Sector 10-A, Chandigarh-160011, India hereby give notice that I am/was a Director in the following companies during the last three years:-</w:t>
+        <w:t>I, RAMINDER SINGH GUJRAL, son/daughter of Mr. {{FATHER_NAME}}, resident of 109, Sector 10-A, Chandigarh-160011, India hereby give notice that I am/was a Director in the following companies during the last three years:-</w:t>
       </w:r>
     </w:p>
     <w:p>
@@ -641,7 +641,7 @@
         </w:rPr>
         <w:t xml:space="preserve">Name           </w:t>
         <w:tab/>
-        <w:t xml:space="preserve">:  Raminder Singh Gujral</w:t>
+        <w:t xml:space="preserve">:  RAMINDER SINGH GUJRAL</w:t>
       </w:r>
     </w:p>
     <w:p>
@@ -685,7 +685,7 @@
           <w:b w:val="0"/>
           <w:sz w:val="23"/>
         </w:rPr>
-        <w:t xml:space="preserve">Date: 07th May, 2026</w:t>
+        <w:t xml:space="preserve">Date: 15th May, 2026</w:t>
         <w:tab/>
       </w:r>
     </w:p>

--- a/Backend/Director_Disclosure/Output_Disclosures/2024-25/ADANI_GREEN_ENERGY_LIMITED/DIR-8/DIR8_Raminder_Singh_Gujral_07175393.docx
+++ b/Backend/Director_Disclosure/Output_Disclosures/2024-25/ADANI_GREEN_ENERGY_LIMITED/DIR-8/DIR8_Raminder_Singh_Gujral_07175393.docx
@@ -340,7 +340,7 @@
                 <w:b w:val="0"/>
                 <w:sz w:val="23"/>
               </w:rPr>
-              <w:t>RSG MAJESTIC PRIVATE LIMITED</w:t>
+              <w:t>ADANI DEFENCE SYSTEMS AND TECHNOLOGIES LIMITED</w:t>
             </w:r>
           </w:p>
         </w:tc>
@@ -359,7 +359,7 @@
                 <w:b w:val="0"/>
                 <w:sz w:val="23"/>
               </w:rPr>
-              <w:t>28/01/2026</w:t>
+              <w:t>12/05/2026</w:t>
             </w:r>
           </w:p>
         </w:tc>
@@ -685,7 +685,7 @@
           <w:b w:val="0"/>
           <w:sz w:val="23"/>
         </w:rPr>
-        <w:t xml:space="preserve">Date: 15th May, 2026</w:t>
+        <w:t xml:space="preserve">Date: 08th June, 2026</w:t>
         <w:tab/>
       </w:r>
     </w:p>
